--- a/pr-preview/pr-393/chapters/inclusive-writing-tracked-changes.docx
+++ b/pr-preview/pr-393/chapters/inclusive-writing-tracked-changes.docx
@@ -16,7 +16,7 @@
       </w:pPr>
       <w:del w:id="1" w:author="PR Preview" w:date="2026-01-01T00:00:00Z">
         <w:r>
-          <w:delText xml:space="preserve">Last modified: 2026-10-27 21:52:02 (PDT)</w:delText>
+          <w:delText xml:space="preserve">Last modified: 2026-10-28 00:37:47 (PDT)</w:delText>
         </w:r>
       </w:del>
     </w:p>
@@ -26,7 +26,7 @@
       </w:pPr>
       <w:ins w:id="2" w:author="PR Preview" w:date="2026-01-01T00:00:00Z">
         <w:r>
-          <w:t xml:space="preserve">Last modified: 2026-10-28 00:02:38 (PDT)</w:t>
+          <w:t xml:space="preserve">Last modified: 2026-10-28 00:37:59 (PDT)</w:t>
         </w:r>
       </w:ins>
     </w:p>
@@ -304,6 +304,9 @@
         <w:t xml:space="preserve"> </w:t>
       </w:r>
       <w:r>
+        <w:t xml:space="preserve"> </w:t>
+      </w:r>
+      <w:r>
         <w:t xml:space="preserve">(Plain Language Action and Information Network 2026, Audience)</w:t>
       </w:r>
       <w:r>
@@ -437,7 +440,7 @@
         <w:t xml:space="preserve">instead of repeating them.</w:t>
       </w:r>
     </w:p>
-    <w:bookmarkStart w:id="14" w:name="use-literal-language"/>
+    <w:bookmarkStart w:id="15" w:name="use-literal-language"/>
     <w:p>
       <w:pPr>
         <w:pStyle w:val="Heading2"/>
@@ -1120,6 +1123,9 @@
                   <w:r>
                     <w:t xml:space="preserve">.</w:t>
                   </w:r>
+                  <w:r>
+                    <w:t xml:space="preserve"> </w:t>
+                  </w:r>
                 </w:p>
               </w:tc>
             </w:tr>
@@ -1171,6 +1177,9 @@
                   </w:pPr>
                   <w:r>
                     <w:t xml:space="preserve">We first encounter the odds in logistic regression.</w:t>
+                  </w:r>
+                  <w:r>
+                    <w:t xml:space="preserve"> </w:t>
                   </w:r>
                 </w:p>
               </w:tc>
@@ -1261,6 +1270,9 @@
                   </m:oMath>
                   <w:r>
                     <w:t xml:space="preserve">.</w:t>
+                  </w:r>
+                  <w:r>
+                    <w:t xml:space="preserve"> </w:t>
                   </w:r>
                 </w:p>
               </w:tc>
@@ -1952,7 +1964,24 @@
         <w:pStyle w:val="BodyText"/>
       </w:pPr>
       <w:r>
-        <w:t xml:space="preserve">For a reader’s first contact with a term or notation, write</w:t>
+        <w:t xml:space="preserve">For a reader’s first contact with a</w:t>
+      </w:r>
+      <w:r>
+        <w:t xml:space="preserve"> </w:t>
+      </w:r>
+      <w:hyperlink r:id="rId13">
+        <w:r>
+          <w:rPr>
+            <w:rStyle w:val="Hyperlink"/>
+          </w:rPr>
+          <w:t xml:space="preserve">term</w:t>
+        </w:r>
+      </w:hyperlink>
+      <w:r>
+        <w:t xml:space="preserve"> </w:t>
+      </w:r>
+      <w:r>
+        <w:t xml:space="preserve">or notation, write</w:t>
       </w:r>
       <w:r>
         <w:t xml:space="preserve"> </w:t>
@@ -2060,6 +2089,9 @@
       </w:r>
       <w:r>
         <w:t xml:space="preserve">means</w:t>
+      </w:r>
+      <w:r>
+        <w:t xml:space="preserve"> </w:t>
       </w:r>
       <w:r>
         <w:t xml:space="preserve"> </w:t>
@@ -2207,7 +2239,7 @@
       <w:r>
         <w:t xml:space="preserve"> </w:t>
       </w:r>
-      <w:hyperlink r:id="rId13">
+      <w:hyperlink r:id="rId14">
         <w:r>
           <w:rPr>
             <w:rStyle w:val="Hyperlink"/>
@@ -2228,8 +2260,8 @@
         <w:t xml:space="preserve">and gives more examples.</w:t>
       </w:r>
     </w:p>
-    <w:bookmarkEnd w:id="14"/>
-    <w:bookmarkStart w:id="16" w:name="Xc1cec9229ca3b9d6e74ed1771498826e2f2b7a4"/>
+    <w:bookmarkEnd w:id="15"/>
+    <w:bookmarkStart w:id="17" w:name="Xc1cec9229ca3b9d6e74ed1771498826e2f2b7a4"/>
     <w:p>
       <w:pPr>
         <w:pStyle w:val="Heading2"/>
@@ -2353,12 +2385,26 @@
         <w:pStyle w:val="BodyText"/>
       </w:pPr>
       <w:r>
-        <w:t xml:space="preserve">Some technical terms are necessary.</w:t>
-      </w:r>
-      <w:r>
-        <w:t xml:space="preserve"> </w:t>
-      </w:r>
-      <w:hyperlink r:id="rId15">
+        <w:t xml:space="preserve">Some technical</w:t>
+      </w:r>
+      <w:r>
+        <w:t xml:space="preserve"> </w:t>
+      </w:r>
+      <w:hyperlink r:id="rId13">
+        <w:r>
+          <w:rPr>
+            <w:rStyle w:val="Hyperlink"/>
+          </w:rPr>
+          <w:t xml:space="preserve">term</w:t>
+        </w:r>
+      </w:hyperlink>
+      <w:r>
+        <w:t xml:space="preserve">s are necessary.</w:t>
+      </w:r>
+      <w:r>
+        <w:t xml:space="preserve"> </w:t>
+      </w:r>
+      <w:hyperlink r:id="rId16">
         <w:r>
           <w:rPr>
             <w:rStyle w:val="Hyperlink"/>
@@ -2379,8 +2425,8 @@
         <w:t xml:space="preserve">and how to define it.</w:t>
       </w:r>
     </w:p>
-    <w:bookmarkEnd w:id="16"/>
-    <w:bookmarkStart w:id="17" w:name="X131eea6441d2289a68078d62dea0fb22fcb2062"/>
+    <w:bookmarkEnd w:id="17"/>
+    <w:bookmarkStart w:id="18" w:name="X131eea6441d2289a68078d62dea0fb22fcb2062"/>
     <w:p>
       <w:pPr>
         <w:pStyle w:val="Heading2"/>
@@ -2394,7 +2440,21 @@
         <w:pStyle w:val="FirstParagraph"/>
       </w:pPr>
       <w:r>
-        <w:t xml:space="preserve">Many statistical terms are everyday words</w:t>
+        <w:t xml:space="preserve">Many statistical</w:t>
+      </w:r>
+      <w:r>
+        <w:t xml:space="preserve"> </w:t>
+      </w:r>
+      <w:hyperlink r:id="rId13">
+        <w:r>
+          <w:rPr>
+            <w:rStyle w:val="Hyperlink"/>
+          </w:rPr>
+          <w:t xml:space="preserve">term</w:t>
+        </w:r>
+      </w:hyperlink>
+      <w:r>
+        <w:t xml:space="preserve">s are everyday words</w:t>
       </w:r>
       <w:r>
         <w:t xml:space="preserve"> </w:t>
@@ -2703,8 +2763,8 @@
         <w:t xml:space="preserve">We then compute the error on the test set.</w:t>
       </w:r>
     </w:p>
-    <w:bookmarkEnd w:id="17"/>
-    <w:bookmarkStart w:id="18" w:name="spell-out-abbreviations"/>
+    <w:bookmarkEnd w:id="18"/>
+    <w:bookmarkStart w:id="19" w:name="spell-out-abbreviations"/>
     <w:p>
       <w:pPr>
         <w:pStyle w:val="Heading2"/>
@@ -2859,8 +2919,8 @@
         <w:t xml:space="preserve">than a single regression tree.</w:t>
       </w:r>
     </w:p>
-    <w:bookmarkEnd w:id="18"/>
-    <w:bookmarkStart w:id="19" w:name="introduce-shorthand-before-using-it"/>
+    <w:bookmarkEnd w:id="19"/>
+    <w:bookmarkStart w:id="20" w:name="introduce-shorthand-before-using-it"/>
     <w:p>
       <w:pPr>
         <w:pStyle w:val="Heading2"/>
@@ -2913,7 +2973,27 @@
         <w:t xml:space="preserve"> </w:t>
       </w:r>
       <w:r>
-        <w:t xml:space="preserve">Give the full term first and mark the short form,</w:t>
+        <w:t xml:space="preserve"> </w:t>
+      </w:r>
+      <w:r>
+        <w:t xml:space="preserve">Give the full</w:t>
+      </w:r>
+      <w:r>
+        <w:t xml:space="preserve"> </w:t>
+      </w:r>
+      <w:hyperlink r:id="rId13">
+        <w:r>
+          <w:rPr>
+            <w:rStyle w:val="Hyperlink"/>
+          </w:rPr>
+          <w:t xml:space="preserve">term</w:t>
+        </w:r>
+      </w:hyperlink>
+      <w:r>
+        <w:t xml:space="preserve"> </w:t>
+      </w:r>
+      <w:r>
+        <w:t xml:space="preserve">first and mark the short form,</w:t>
       </w:r>
       <w:r>
         <w:t xml:space="preserve"> </w:t>
@@ -3039,8 +3119,8 @@
         <w:t xml:space="preserve">The objective as a function of the parameters is a paraboloid.</w:t>
       </w:r>
     </w:p>
-    <w:bookmarkEnd w:id="19"/>
-    <w:bookmarkStart w:id="20" w:name="write-positive-statements"/>
+    <w:bookmarkEnd w:id="20"/>
+    <w:bookmarkStart w:id="21" w:name="write-positive-statements"/>
     <w:p>
       <w:pPr>
         <w:pStyle w:val="Heading2"/>
@@ -3139,8 +3219,8 @@
         <w:t xml:space="preserve">✅ We reject the null hypothesis when the p-value is 0.05 or less.</w:t>
       </w:r>
     </w:p>
-    <w:bookmarkEnd w:id="20"/>
-    <w:bookmarkStart w:id="21" w:name="rewrite-noun-strings-and-hidden-verbs"/>
+    <w:bookmarkEnd w:id="21"/>
+    <w:bookmarkStart w:id="22" w:name="rewrite-noun-strings-and-hidden-verbs"/>
     <w:p>
       <w:pPr>
         <w:pStyle w:val="Heading2"/>
@@ -3306,6 +3386,9 @@
       <w:r>
         <w:t xml:space="preserve">❌ We report the test set error rate estimate variance.</w:t>
       </w:r>
+      <w:r>
+        <w:t xml:space="preserve"> </w:t>
+      </w:r>
     </w:p>
     <w:p>
       <w:pPr>
@@ -3331,8 +3414,8 @@
         <w:t xml:space="preserve">✅ We evaluated how accurately the model predicts.</w:t>
       </w:r>
     </w:p>
-    <w:bookmarkEnd w:id="21"/>
-    <w:bookmarkStart w:id="24" w:name="put-one-idea-in-each-sentence"/>
+    <w:bookmarkEnd w:id="22"/>
+    <w:bookmarkStart w:id="25" w:name="put-one-idea-in-each-sentence"/>
     <w:p>
       <w:pPr>
         <w:pStyle w:val="Heading2"/>
@@ -3490,6 +3573,9 @@
         <w:t xml:space="preserve"> </w:t>
       </w:r>
       <w:r>
+        <w:t xml:space="preserve"> </w:t>
+      </w:r>
+      <w:r>
         <w:t xml:space="preserve">Because of this, the lasso sets some coefficients exactly to zero.</w:t>
       </w:r>
       <w:r>
@@ -3613,7 +3699,7 @@
       <w:pPr>
         <w:pStyle w:val="FirstParagraph"/>
       </w:pPr>
-      <w:hyperlink r:id="rId22">
+      <w:hyperlink r:id="rId23">
         <w:r>
           <w:rPr>
             <w:rStyle w:val="Hyperlink"/>
@@ -3630,7 +3716,7 @@
       <w:r>
         <w:t xml:space="preserve"> </w:t>
       </w:r>
-      <w:hyperlink r:id="rId23">
+      <w:hyperlink r:id="rId24">
         <w:r>
           <w:rPr>
             <w:rStyle w:val="Hyperlink"/>
@@ -3645,8 +3731,8 @@
         <w:t xml:space="preserve">give more examples.</w:t>
       </w:r>
     </w:p>
-    <w:bookmarkEnd w:id="24"/>
-    <w:bookmarkStart w:id="26" w:name="state-every-step-and-every-point"/>
+    <w:bookmarkEnd w:id="25"/>
+    <w:bookmarkStart w:id="27" w:name="state-every-step-and-every-point"/>
     <w:p>
       <w:pPr>
         <w:pStyle w:val="Heading2"/>
@@ -3788,7 +3874,7 @@
       <w:r>
         <w:t xml:space="preserve"> </w:t>
       </w:r>
-      <w:hyperlink r:id="rId25">
+      <w:hyperlink r:id="rId26">
         <w:r>
           <w:rPr>
             <w:rStyle w:val="Hyperlink"/>
@@ -3803,8 +3889,8 @@
         <w:t xml:space="preserve">explains what to write instead.</w:t>
       </w:r>
     </w:p>
-    <w:bookmarkEnd w:id="26"/>
-    <w:bookmarkStart w:id="28" w:name="say-what-numbers-and-symbols-mean"/>
+    <w:bookmarkEnd w:id="27"/>
+    <w:bookmarkStart w:id="29" w:name="say-what-numbers-and-symbols-mean"/>
     <w:p>
       <w:pPr>
         <w:pStyle w:val="Heading2"/>
@@ -4287,7 +4373,7 @@
       <w:r>
         <w:t xml:space="preserve"> </w:t>
       </w:r>
-      <w:hyperlink r:id="rId27">
+      <w:hyperlink r:id="rId28">
         <w:r>
           <w:rPr>
             <w:rStyle w:val="Hyperlink"/>
@@ -4302,8 +4388,8 @@
         <w:t xml:space="preserve">chapter has more rules for notation.</w:t>
       </w:r>
     </w:p>
-    <w:bookmarkEnd w:id="28"/>
-    <w:bookmarkStart w:id="29" w:name="use-examples-that-every-reader-knows"/>
+    <w:bookmarkEnd w:id="29"/>
+    <w:bookmarkStart w:id="30" w:name="use-examples-that-every-reader-knows"/>
     <w:p>
       <w:pPr>
         <w:pStyle w:val="Heading2"/>
@@ -4456,8 +4542,8 @@
         <w:t xml:space="preserve">✅ Each student submits their code by Friday.</w:t>
       </w:r>
     </w:p>
-    <w:bookmarkEnd w:id="29"/>
-    <w:bookmarkStart w:id="32" w:name="keep-a-predictable-structure"/>
+    <w:bookmarkEnd w:id="30"/>
+    <w:bookmarkStart w:id="33" w:name="keep-a-predictable-structure"/>
     <w:p>
       <w:pPr>
         <w:pStyle w:val="Heading2"/>
@@ -4650,7 +4736,7 @@
       <w:pPr>
         <w:pStyle w:val="FirstParagraph"/>
       </w:pPr>
-      <w:hyperlink r:id="rId30">
+      <w:hyperlink r:id="rId31">
         <w:r>
           <w:rPr>
             <w:rStyle w:val="Hyperlink"/>
@@ -4667,7 +4753,7 @@
       <w:r>
         <w:t xml:space="preserve"> </w:t>
       </w:r>
-      <w:hyperlink r:id="rId31">
+      <w:hyperlink r:id="rId32">
         <w:r>
           <w:rPr>
             <w:rStyle w:val="Hyperlink"/>
@@ -4688,8 +4774,8 @@
         <w:t xml:space="preserve">cover lists and headings in more detail.</w:t>
       </w:r>
     </w:p>
-    <w:bookmarkEnd w:id="32"/>
-    <w:bookmarkStart w:id="33" w:name="present-ideas-in-more-than-one-form"/>
+    <w:bookmarkEnd w:id="33"/>
+    <w:bookmarkStart w:id="34" w:name="present-ideas-in-more-than-one-form"/>
     <w:p>
       <w:pPr>
         <w:pStyle w:val="Heading2"/>
@@ -4836,8 +4922,8 @@
         <w:t xml:space="preserve">so that a reader who cannot see it gets the same information.</w:t>
       </w:r>
     </w:p>
-    <w:bookmarkEnd w:id="33"/>
-    <w:bookmarkStart w:id="47" w:name="test-your-writing-with-a-reader"/>
+    <w:bookmarkEnd w:id="34"/>
+    <w:bookmarkStart w:id="48" w:name="test-your-writing-with-a-reader"/>
     <w:p>
       <w:pPr>
         <w:pStyle w:val="Heading2"/>
@@ -4949,8 +5035,8 @@
         <w:t xml:space="preserve">rewrite that paragraph.</w:t>
       </w:r>
     </w:p>
-    <w:bookmarkStart w:id="46" w:name="refs"/>
-    <w:bookmarkStart w:id="35" w:name="ref-cdc_ccindex"/>
+    <w:bookmarkStart w:id="47" w:name="refs"/>
+    <w:bookmarkStart w:id="36" w:name="ref-cdc_ccindex"/>
     <w:p>
       <w:pPr>
         <w:pStyle w:val="Bibliography"/>
@@ -4988,7 +5074,7 @@
       <w:r>
         <w:t xml:space="preserve"> </w:t>
       </w:r>
-      <w:hyperlink r:id="rId34">
+      <w:hyperlink r:id="rId35">
         <w:r>
           <w:rPr>
             <w:rStyle w:val="Hyperlink"/>
@@ -5000,8 +5086,8 @@
         <w:t xml:space="preserve">.</w:t>
       </w:r>
     </w:p>
-    <w:bookmarkEnd w:id="35"/>
-    <w:bookmarkStart w:id="37" w:name="ref-cornell_udl"/>
+    <w:bookmarkEnd w:id="36"/>
+    <w:bookmarkStart w:id="38" w:name="ref-cornell_udl"/>
     <w:p>
       <w:pPr>
         <w:pStyle w:val="Bibliography"/>
@@ -5025,7 +5111,7 @@
       <w:r>
         <w:t xml:space="preserve"> </w:t>
       </w:r>
-      <w:hyperlink r:id="rId36">
+      <w:hyperlink r:id="rId37">
         <w:r>
           <w:rPr>
             <w:rStyle w:val="Hyperlink"/>
@@ -5037,8 +5123,8 @@
         <w:t xml:space="preserve">.</w:t>
       </w:r>
     </w:p>
-    <w:bookmarkEnd w:id="37"/>
-    <w:bookmarkStart w:id="39" w:name="ref-github_docs_style"/>
+    <w:bookmarkEnd w:id="38"/>
+    <w:bookmarkStart w:id="40" w:name="ref-github_docs_style"/>
     <w:p>
       <w:pPr>
         <w:pStyle w:val="Bibliography"/>
@@ -5062,7 +5148,7 @@
       <w:r>
         <w:t xml:space="preserve"> </w:t>
       </w:r>
-      <w:hyperlink r:id="rId38">
+      <w:hyperlink r:id="rId39">
         <w:r>
           <w:rPr>
             <w:rStyle w:val="Hyperlink"/>
@@ -5074,8 +5160,8 @@
         <w:t xml:space="preserve">.</w:t>
       </w:r>
     </w:p>
-    <w:bookmarkEnd w:id="39"/>
-    <w:bookmarkStart w:id="41" w:name="ref-github_docs_translation"/>
+    <w:bookmarkEnd w:id="40"/>
+    <w:bookmarkStart w:id="42" w:name="ref-github_docs_translation"/>
     <w:p>
       <w:pPr>
         <w:pStyle w:val="Bibliography"/>
@@ -5099,7 +5185,7 @@
       <w:r>
         <w:t xml:space="preserve"> </w:t>
       </w:r>
-      <w:hyperlink r:id="rId40">
+      <w:hyperlink r:id="rId41">
         <w:r>
           <w:rPr>
             <w:rStyle w:val="Hyperlink"/>
@@ -5111,8 +5197,8 @@
         <w:t xml:space="preserve">.</w:t>
       </w:r>
     </w:p>
-    <w:bookmarkEnd w:id="41"/>
-    <w:bookmarkStart w:id="43" w:name="ref-plainlanguage_gov"/>
+    <w:bookmarkEnd w:id="42"/>
+    <w:bookmarkStart w:id="44" w:name="ref-plainlanguage_gov"/>
     <w:p>
       <w:pPr>
         <w:pStyle w:val="Bibliography"/>
@@ -5136,7 +5222,7 @@
       <w:r>
         <w:t xml:space="preserve"> </w:t>
       </w:r>
-      <w:hyperlink r:id="rId42">
+      <w:hyperlink r:id="rId43">
         <w:r>
           <w:rPr>
             <w:rStyle w:val="Hyperlink"/>
@@ -5148,8 +5234,8 @@
         <w:t xml:space="preserve">.</w:t>
       </w:r>
     </w:p>
-    <w:bookmarkEnd w:id="43"/>
-    <w:bookmarkStart w:id="45" w:name="ref-w3c_coga"/>
+    <w:bookmarkEnd w:id="44"/>
+    <w:bookmarkStart w:id="46" w:name="ref-w3c_coga"/>
     <w:p>
       <w:pPr>
         <w:pStyle w:val="Bibliography"/>
@@ -5173,7 +5259,7 @@
       <w:r>
         <w:t xml:space="preserve"> </w:t>
       </w:r>
-      <w:hyperlink r:id="rId44">
+      <w:hyperlink r:id="rId45">
         <w:r>
           <w:rPr>
             <w:rStyle w:val="Hyperlink"/>
@@ -5185,9 +5271,9 @@
         <w:t xml:space="preserve">.</w:t>
       </w:r>
     </w:p>
-    <w:bookmarkEnd w:id="45"/>
     <w:bookmarkEnd w:id="46"/>
     <w:bookmarkEnd w:id="47"/>
+    <w:bookmarkEnd w:id="48"/>
     <w:sectPr>
       <w:footnotePr>
         <w:numRestart w:val="eachSect"/>
